--- a/data/revised_2026-10_full/tracked/v2/Biology/SS1.1_Cell_Structure/Biology_Cell_Structure_FinalExplanation_TRACKED.docx
+++ b/data/revised_2026-10_full/tracked/v2/Biology/SS1.1_Cell_Structure/Biology_Cell_Structure_FinalExplanation_TRACKED.docx
@@ -436,7 +436,7 @@
               </w:rPr>
               <w:t xml:space="preserve">Driving question: Why do cells in our body look so different from each other, and how does the shape of a cell determine the job it can do? Use everything you learned in Lessons 1 to 12 to write a complete, evidence-based explanation of The Healing Cut: the </w:t>
             </w:r>
-            <w:del w:id="9001" w:author="Claude (AI) - proposed" w:date="2026-10-15T02:49:17Z">
+            <w:del w:id="9001" w:author="Claude (AI) - proposed" w:date="2026-10-18T00:25:33Z">
               <w:r>
                 <w:rPr>
                   <w:rFonts w:ascii="Arial" w:cs="Arial" w:eastAsia="Arial" w:hAnsi="Arial"/>
@@ -451,7 +451,7 @@
                 <w:delText xml:space="preserve">Form 1</w:delText>
               </w:r>
             </w:del>
-            <w:ins w:id="9002" w:author="Claude (AI) - proposed" w:date="2026-10-15T02:49:17Z">
+            <w:ins w:id="9002" w:author="Claude (AI) - proposed" w:date="2026-10-18T00:25:33Z">
               <w:r>
                 <w:rPr>
                   <w:rFonts w:ascii="Arial" w:cs="Arial" w:eastAsia="Arial" w:hAnsi="Arial"/>
@@ -707,7 +707,7 @@
               </w:rPr>
               <w:t xml:space="preserve">In Lessons 4 to 7 you studied plant cells and animal cells, including onion epidermal cells and your own cheek cells under the microscope. (a) Name the structures that plant cells have but animal cells lack, and the structures animal cells have that plant cells lack. (b) What did you observe in the onion cells that was NOT there in your cheek cells, and what did you see in both? (c) You did not see chloroplasts in the onion epidermal cells. Explain why this is not a mistake. (d) Explain why the lack of a cell wall in animal cells is useful for the cells that close the cut finger.</w:t>
             </w:r>
-            <w:ins w:id="9003" w:author="Claude (AI) - proposed" w:date="2026-10-15T02:49:17Z">
+            <w:ins w:id="9003" w:author="Claude (AI) - proposed" w:date="2026-10-18T00:25:33Z">
               <w:r>
                 <w:rPr>
                   <w:rFonts w:ascii="Arial" w:cs="Arial" w:eastAsia="Arial" w:hAnsi="Arial"/>
@@ -855,7 +855,7 @@
               </w:rPr>
               <w:t xml:space="preserve">Healing the cut involves platelets</w:t>
             </w:r>
-            <w:del w:id="9004" w:author="Claude (AI) - proposed" w:date="2026-10-15T02:49:17Z">
+            <w:del w:id="9004" w:author="Claude (AI) - proposed" w:date="2026-10-18T00:25:33Z">
               <w:r>
                 <w:rPr>
                   <w:rFonts w:ascii="Arial" w:cs="Arial" w:eastAsia="Arial" w:hAnsi="Arial"/>
@@ -1016,7 +1016,7 @@
               </w:rPr>
               <w:t xml:space="preserve">The puzzle that started our unit was: if all cells in one organism carry the same DNA, why do they look so different? (a) Use what you learned to answer this puzzle. (b) Use </w:t>
             </w:r>
-            <w:del w:id="9005" w:author="Claude (AI) - proposed" w:date="2026-10-15T02:49:17Z">
+            <w:del w:id="9005" w:author="Claude (AI) - proposed" w:date="2026-10-18T00:25:33Z">
               <w:r>
                 <w:rPr>
                   <w:rFonts w:ascii="Arial" w:cs="Arial" w:eastAsia="Arial" w:hAnsi="Arial"/>
@@ -1031,7 +1031,7 @@
                 <w:delText xml:space="preserve">your evidence from the onion and cheek cell practicals, or the specialised cells you studied,</w:delText>
               </w:r>
             </w:del>
-            <w:ins w:id="9006" w:author="Claude (AI) - proposed" w:date="2026-10-15T02:49:17Z">
+            <w:ins w:id="9006" w:author="Claude (AI) - proposed" w:date="2026-10-18T00:25:33Z">
               <w:r>
                 <w:rPr>
                   <w:rFonts w:ascii="Arial" w:cs="Arial" w:eastAsia="Arial" w:hAnsi="Arial"/>
@@ -1483,7 +1483,7 @@
               <w:spacing w:after="40" w:before="0"/>
               <w:jc w:val="left"/>
             </w:pPr>
-            <w:ins w:id="9007" w:author="Claude (AI) - proposed" w:date="2026-10-15T02:49:17Z">
+            <w:ins w:id="9007" w:author="Claude (AI) - proposed" w:date="2026-10-18T00:25:33Z">
               <w:r>
                 <w:rPr>
                   <w:rFonts w:ascii="Arial" w:cs="Arial" w:eastAsia="Arial" w:hAnsi="Arial"/>
@@ -1531,7 +1531,7 @@
               <w:spacing w:after="40" w:before="0"/>
               <w:jc w:val="left"/>
             </w:pPr>
-            <w:ins w:id="9008" w:author="Claude (AI) - proposed" w:date="2026-10-15T02:49:17Z">
+            <w:ins w:id="9008" w:author="Claude (AI) - proposed" w:date="2026-10-18T00:25:33Z">
               <w:r>
                 <w:rPr>
                   <w:rFonts w:ascii="Arial" w:cs="Arial" w:eastAsia="Arial" w:hAnsi="Arial"/>
@@ -1579,7 +1579,7 @@
               <w:spacing w:after="40" w:before="0"/>
               <w:jc w:val="left"/>
             </w:pPr>
-            <w:ins w:id="9009" w:author="Claude (AI) - proposed" w:date="2026-10-15T02:49:17Z">
+            <w:ins w:id="9009" w:author="Claude (AI) - proposed" w:date="2026-10-18T00:25:33Z">
               <w:r>
                 <w:rPr>
                   <w:rFonts w:ascii="Arial" w:cs="Arial" w:eastAsia="Arial" w:hAnsi="Arial"/>
@@ -1662,7 +1662,7 @@
               <w:spacing w:after="40" w:before="0"/>
               <w:jc w:val="left"/>
             </w:pPr>
-            <w:ins w:id="9010" w:author="Claude (AI) - proposed" w:date="2026-10-15T02:49:17Z">
+            <w:ins w:id="9010" w:author="Claude (AI) - proposed" w:date="2026-10-18T00:25:33Z">
               <w:r>
                 <w:rPr>
                   <w:rFonts w:ascii="Arial" w:cs="Arial" w:eastAsia="Arial" w:hAnsi="Arial"/>
@@ -1710,7 +1710,7 @@
               <w:spacing w:after="40" w:before="0"/>
               <w:jc w:val="left"/>
             </w:pPr>
-            <w:ins w:id="9011" w:author="Claude (AI) - proposed" w:date="2026-10-15T02:49:17Z">
+            <w:ins w:id="9011" w:author="Claude (AI) - proposed" w:date="2026-10-18T00:25:33Z">
               <w:r>
                 <w:rPr>
                   <w:rFonts w:ascii="Arial" w:cs="Arial" w:eastAsia="Arial" w:hAnsi="Arial"/>
@@ -1758,7 +1758,7 @@
               <w:spacing w:after="40" w:before="0"/>
               <w:jc w:val="left"/>
             </w:pPr>
-            <w:ins w:id="9012" w:author="Claude (AI) - proposed" w:date="2026-10-15T02:49:17Z">
+            <w:ins w:id="9012" w:author="Claude (AI) - proposed" w:date="2026-10-18T00:25:33Z">
               <w:r>
                 <w:rPr>
                   <w:rFonts w:ascii="Arial" w:cs="Arial" w:eastAsia="Arial" w:hAnsi="Arial"/>
@@ -1841,7 +1841,7 @@
               <w:spacing w:after="40" w:before="0"/>
               <w:jc w:val="left"/>
             </w:pPr>
-            <w:ins w:id="9013" w:author="Claude (AI) - proposed" w:date="2026-10-15T02:49:17Z">
+            <w:ins w:id="9013" w:author="Claude (AI) - proposed" w:date="2026-10-18T00:25:33Z">
               <w:r>
                 <w:rPr>
                   <w:rFonts w:ascii="Arial" w:cs="Arial" w:eastAsia="Arial" w:hAnsi="Arial"/>
@@ -1889,7 +1889,7 @@
               <w:spacing w:after="40" w:before="0"/>
               <w:jc w:val="left"/>
             </w:pPr>
-            <w:ins w:id="9014" w:author="Claude (AI) - proposed" w:date="2026-10-15T02:49:17Z">
+            <w:ins w:id="9014" w:author="Claude (AI) - proposed" w:date="2026-10-18T00:25:33Z">
               <w:r>
                 <w:rPr>
                   <w:rFonts w:ascii="Arial" w:cs="Arial" w:eastAsia="Arial" w:hAnsi="Arial"/>
@@ -1937,7 +1937,7 @@
               <w:spacing w:after="40" w:before="0"/>
               <w:jc w:val="left"/>
             </w:pPr>
-            <w:ins w:id="9015" w:author="Claude (AI) - proposed" w:date="2026-10-15T02:49:17Z">
+            <w:ins w:id="9015" w:author="Claude (AI) - proposed" w:date="2026-10-18T00:25:33Z">
               <w:r>
                 <w:rPr>
                   <w:rFonts w:ascii="Arial" w:cs="Arial" w:eastAsia="Arial" w:hAnsi="Arial"/>
@@ -2020,7 +2020,7 @@
               <w:spacing w:after="40" w:before="0"/>
               <w:jc w:val="left"/>
             </w:pPr>
-            <w:ins w:id="9016" w:author="Claude (AI) - proposed" w:date="2026-10-15T02:49:17Z">
+            <w:ins w:id="9016" w:author="Claude (AI) - proposed" w:date="2026-10-18T00:25:33Z">
               <w:r>
                 <w:rPr>
                   <w:rFonts w:ascii="Arial" w:cs="Arial" w:eastAsia="Arial" w:hAnsi="Arial"/>
@@ -2068,7 +2068,7 @@
               <w:spacing w:after="40" w:before="0"/>
               <w:jc w:val="left"/>
             </w:pPr>
-            <w:ins w:id="9017" w:author="Claude (AI) - proposed" w:date="2026-10-15T02:49:17Z">
+            <w:ins w:id="9017" w:author="Claude (AI) - proposed" w:date="2026-10-18T00:25:33Z">
               <w:r>
                 <w:rPr>
                   <w:rFonts w:ascii="Arial" w:cs="Arial" w:eastAsia="Arial" w:hAnsi="Arial"/>
@@ -2116,7 +2116,7 @@
               <w:spacing w:after="40" w:before="0"/>
               <w:jc w:val="left"/>
             </w:pPr>
-            <w:ins w:id="9018" w:author="Claude (AI) - proposed" w:date="2026-10-15T02:49:17Z">
+            <w:ins w:id="9018" w:author="Claude (AI) - proposed" w:date="2026-10-18T00:25:33Z">
               <w:r>
                 <w:rPr>
                   <w:rFonts w:ascii="Arial" w:cs="Arial" w:eastAsia="Arial" w:hAnsi="Arial"/>
@@ -2199,7 +2199,7 @@
               <w:spacing w:after="40" w:before="0"/>
               <w:jc w:val="left"/>
             </w:pPr>
-            <w:ins w:id="9019" w:author="Claude (AI) - proposed" w:date="2026-10-15T02:49:17Z">
+            <w:ins w:id="9019" w:author="Claude (AI) - proposed" w:date="2026-10-18T00:25:33Z">
               <w:r>
                 <w:rPr>
                   <w:rFonts w:ascii="Arial" w:cs="Arial" w:eastAsia="Arial" w:hAnsi="Arial"/>
@@ -2247,7 +2247,7 @@
               <w:spacing w:after="40" w:before="0"/>
               <w:jc w:val="left"/>
             </w:pPr>
-            <w:ins w:id="9020" w:author="Claude (AI) - proposed" w:date="2026-10-15T02:49:17Z">
+            <w:ins w:id="9020" w:author="Claude (AI) - proposed" w:date="2026-10-18T00:25:33Z">
               <w:r>
                 <w:rPr>
                   <w:rFonts w:ascii="Arial" w:cs="Arial" w:eastAsia="Arial" w:hAnsi="Arial"/>
@@ -2295,7 +2295,7 @@
               <w:spacing w:after="40" w:before="0"/>
               <w:jc w:val="left"/>
             </w:pPr>
-            <w:ins w:id="9021" w:author="Claude (AI) - proposed" w:date="2026-10-15T02:49:17Z">
+            <w:ins w:id="9021" w:author="Claude (AI) - proposed" w:date="2026-10-18T00:25:33Z">
               <w:r>
                 <w:rPr>
                   <w:rFonts w:ascii="Arial" w:cs="Arial" w:eastAsia="Arial" w:hAnsi="Arial"/>
@@ -2445,7 +2445,7 @@
         </w:rPr>
         <w:t xml:space="preserve">© 2026 SeaVuria and ARES. This work is licensed under a </w:t>
       </w:r>
-      <w:hyperlink w:history="1" r:id="rIdhzulajykn1osjx_tj1muh">
+      <w:hyperlink w:history="1" r:id="rIda7hjuq7tttyq9e30frrak">
         <w:r>
           <w:rPr>
             <w:rFonts w:ascii="Arial" w:cs="Arial" w:eastAsia="Arial" w:hAnsi="Arial"/>
@@ -2465,7 +2465,7 @@
         </w:rPr>
         <w:t xml:space="preserve"> (</w:t>
       </w:r>
-      <w:hyperlink w:history="1" r:id="rIdmyefrwcqg8bpsthnsqbjx">
+      <w:hyperlink w:history="1" r:id="rIdeppgixccjinzp2afhtc2e">
         <w:r>
           <w:rPr>
             <w:rFonts w:ascii="Arial" w:cs="Arial" w:eastAsia="Arial" w:hAnsi="Arial"/>
@@ -2485,7 +2485,7 @@
         </w:rPr>
         <w:t xml:space="preserve">). To view a copy of this license, visit </w:t>
       </w:r>
-      <w:hyperlink w:history="1" r:id="rId4slrvlmrnyahbgoo_u0mj">
+      <w:hyperlink w:history="1" r:id="rIdxdqw6d8tzngjbb1pxvlyr">
         <w:r>
           <w:rPr>
             <w:rFonts w:ascii="Arial" w:cs="Arial" w:eastAsia="Arial" w:hAnsi="Arial"/>
